--- a/Desmeftiki_Entoli_Telikis_Anadiatyposis_v8.docx
+++ b/Desmeftiki_Entoli_Telikis_Anadiatyposis_v8.docx
@@ -167,7 +167,7 @@
           <w:sz w:val="21"/>
           <w:szCs w:val="21"/>
         </w:rPr>
-        <w:t xml:space="preserve">Η τεχνική αστρολογική ορολογία να χρησιμοποιείται με μέτρο και μόνο όταν βοηθά τον αναγνώστη να καταλάβει από ποιο στοιχείο του χάρτη προκύπτει η ερμηνεία. Επιτρέπονται ονόματα πλανητών, ζωδίων, Οίκων και βασικών όψεων, κυρίως σε τίτλους, υποτίτλους ή στην αρχή μιας ερμηνευτικής ενότητας. Απόφυγε όμως τη συνεχή παράθεση μοιρών, orb, κατηγοριών βαρύτητας και τεχνικών δεδομένων μέσα στο σώμα του κειμένου. Μετά την αναφορά του αστρολογικού στοιχείου, προχώρησε άμεσα στην ανθρώπινη και βιωματική ερμηνεία του.</w:t>
+        <w:t xml:space="preserve">Η τεχνική αστρολογική ορολογία να χρησιμοποιείται με μέτρο και μόνο όταν βοηθά τον αναγνώστη να καταλάβει από ποιο στοιχείο του χάρτη προκύπτει η ερμηνεία. Επιτρέπονται ονόματα πλανητών, ζωδίων, Οίκων και βασικών όψεων, κυρίως σε τίτλους, υποτίτλους ή στην αρχή μιας ερμηνευτικής ενότητας. Δεν παραθέτεις όμως μοίρες, orb, κατηγορίες βαρύτητας ή άλλα τεχνικά δεδομένα πουθενά στο κείμενο (βλ. κανόνα 20). Μετά την αναφορά του αστρολογικού στοιχείου, προχώρησε άμεσα στην ανθρώπινη και βιωματική ερμηνεία του.</w:t>
       </w:r>
     </w:p>
     <w:p>
@@ -583,6 +583,29 @@
           <w:szCs w:val="21"/>
         </w:rPr>
         <w:t xml:space="preserve">Η τελευταία πρόταση του εγγράφου να είναι ακριβώς αυτή, αυτούσια: «Αυτή η ανάλυση βασίζεται σε πλήρη μαθηματικό έλεγχο όλων των αστρολογικών όψεων του χάρτη σου· τα τεχνικά στοιχεία είναι διαθέσιμα αν θες να τα δεις.»</w:t>
+      </w:r>
+    </w:p>
+    <w:p>
+      <w:pPr>
+        <w:spacing w:after="130" w:line="290"/>
+        <w:ind w:left="300" w:hanging="300"/>
+        <w:jc w:val="both"/>
+      </w:pPr>
+      <w:r>
+        <w:rPr>
+          <w:b/>
+          <w:bCs/>
+          <w:sz w:val="21"/>
+          <w:szCs w:val="21"/>
+        </w:rPr>
+        <w:t xml:space="preserve">20. </w:t>
+      </w:r>
+      <w:r>
+        <w:rPr>
+          <w:sz w:val="21"/>
+          <w:szCs w:val="21"/>
+        </w:rPr>
+        <w:t xml:space="preserve">Το τελικό έντυπο προορίζεται για τον πελάτη και δεν περιέχει τεχνικά αστρολογικά δεδομένα. Απαγορεύεται να εμφανίζονται μοίρες ή λεπτά τόξου (π.χ. «23°21′», «οι 26°»), orb, κατηγορίες βαρύτητας («Στενή/ισχυρή», «Πλατιά αλλά έγκυρη», «Πολύ πλατιά/δευτερεύουσα»), Παράρτημα ή πίνακας όψεων, ενδείξεις πηγής («Πίνακας Astrodienst», «Μαθηματική παραγωγή…»), πλαίσια σύνοψης με τεχνικά στοιχεία ή ενότητες τεχνικού ελέγχου. Όπου η πηγή χρησιμοποιεί μοίρα (π.χ. Θεωρία των Μοιρών ή απόσταση από ακμή), διατήρησε μόνο το ερμηνευτικό νόημα, χωρίς τον αριθμό. Τα τεχνικά στοιχεία μένουν αποκλειστικά στο ελεγμένο τεχνικό Word.</w:t>
       </w:r>
     </w:p>
     <w:p>
@@ -1803,7 +1826,7 @@
     </w:p>
     <w:p>
       <w:r>
-        <w:t>Πριν παραδώσεις, σύγκρινε μηχανικά την αναδιατύπωση με την ελεγμένη πηγή: πλανήτης–ζώδιο–Οίκος, ακμές, κυβερνήτες, όψεις, orb, κατηγορία βαρύτητας, προσωπικά γεγονότα και κατάλογος ενοτήτων. Κάθε απόκλιση διορθώνεται πριν από την παράδοση. Ειδικά, θεματική σύνδεση ενός Οίκου δεν επιτρέπεται να παρουσιαστεί ως φυσική τοποθέτηση πλανήτη σε αυτόν.</w:t>
+        <w:t>Πριν παραδώσεις, σύγκρινε μηχανικά την αναδιατύπωση με την ελεγμένη πηγή: πλανήτης–ζώδιο–Οίκος, ακμές, κυβερνήτες, όψεις, orb, κατηγορία βαρύτητας, προσωπικά γεγονότα και κατάλογος ενοτήτων. Κάθε απόκλιση διορθώνεται πριν από την παράδοση. Ειδικά, θεματική σύνδεση ενός Οίκου δεν επιτρέπεται να παρουσιαστεί ως φυσική τοποθέτηση πλανήτη σε αυτόν. Η σύγκριση των τεχνικών στοιχείων γίνεται μόνο ως αυτοέλεγχος· στο παραδοτέο δεν εμφανίζονται μοίρες, orb, κατηγορίες βαρύτητας ή Παράρτημα όψεων (κανόνας 20).</w:t>
       </w:r>
     </w:p>
     <w:p>

--- a/Desmeftiki_Entoli_Telikis_Anadiatyposis_v8.docx
+++ b/Desmeftiki_Entoli_Telikis_Anadiatyposis_v8.docx
@@ -319,7 +319,7 @@
           <w:sz w:val="21"/>
           <w:szCs w:val="21"/>
         </w:rPr>
-        <w:t xml:space="preserve">Για κάθε θεματική ενότητα: αν υπάρχει πλανήτης μέσα στην αντίστοιχη περιοχή του χάρτη, δώσε του πρώτη ερμηνευτική προτεραιότητα· έπειτα το ζώδιο της ακμής και τον κυβερνήτη, τη θέση του και τις σημαντικές του όψεις.</w:t>
+        <w:t xml:space="preserve">Για κάθε θεματική ενότητα: αν υπάρχει πλανήτης μέσα στην αντίστοιχη περιοχή του χάρτη, δώσε του πρώτη ερμηνευτική προτεραιότητα· έπειτα το ζώδιο της ακμής και τον κυβερνήτη, τη θέση του και τις σημαντικές του όψεις. Κάθε πλανήτης ή Δεσμός που βρίσκεται μέσα σε έναν Οίκο κατονομάζεται τουλάχιστον μία φορά μέσα στο κεφάλαιο αυτού του Οίκου (χωρίς μοίρες), ώστε να φαίνεται ότι η ερμηνεία του διατηρήθηκε.</w:t>
       </w:r>
     </w:p>
     <w:p>
@@ -503,7 +503,7 @@
           <w:sz w:val="21"/>
           <w:szCs w:val="21"/>
         </w:rPr>
-        <w:t xml:space="preserve">Στο τέλος κάθε Οίκου γράψε μία σύντομη πρόταση με τίτλο «Κεντρικό θέμα:». Η πρόταση δεν πρέπει να αποτελεί περίληψη ή επανάληψη των προηγούμενων παραγράφων. Πρέπει να συμπυκνώνει σε μία ανθρώπινη και κατανοητή φράση το σημαντικότερο ήδη τεκμηριωμένο νόημα του συγκεκριμένου Οίκου.</w:t>
+        <w:t xml:space="preserve">Στο τέλος κάθε Οίκου γράψε μία σύντομη πρόταση με τίτλο «Κεντρικό θέμα:» (σε αγγλικό έντυπο: «Central theme:»). Η πρόταση δεν πρέπει να αποτελεί περίληψη ή επανάληψη των προηγούμενων παραγράφων. Πρέπει να συμπυκνώνει σε μία ανθρώπινη και κατανοητή φράση το σημαντικότερο ήδη τεκμηριωμένο νόημα του συγκεκριμένου Οίκου.</w:t>
       </w:r>
     </w:p>
     <w:p>
@@ -559,7 +559,7 @@
           <w:sz w:val="21"/>
           <w:szCs w:val="21"/>
         </w:rPr>
-        <w:t xml:space="preserve">Έκταση ανάλυσης ανά Οίκο: Μην επιδιώκεις ίσο μήκος σε όλους τους Οίκους. Η έκταση κάθε Οίκου πρέπει να προκύπτει φυσικά από την ποσότητα και τη βαρύτητα του ήδη επαληθευμένου ερμηνευτικού περιεχομένου του AstroCheck_Analysi. Οίκοι με περισσότερους πλανήτες, περισσότερες σημαντικές συνδέσεις ή ισχυρότερη τεκμηριωμένη ενεργοποίηση μπορούν να αναπτύσσονται περισσότερο. Οι απλούστεροι Οίκοι πρέπει να παραμένουν συντομότεροι και ουσιαστικοί. Μην επιμηκύνεις έναν Οίκο τεχνητά και, κυρίως, μην δημιουργείς νέο ερμηνευτικό περιεχόμενο μόνο και μόνο για να αποκτήσει μεγαλύτερο μήκος.</w:t>
+        <w:t xml:space="preserve">Έκταση ανάλυσης ανά Οίκο: Μην επιδιώκεις ίσο μήκος σε όλους τους Οίκους. Η έκταση κάθε Οίκου πρέπει να προκύπτει φυσικά από την ποσότητα και τη βαρύτητα του ήδη επαληθευμένου ερμηνευτικού περιεχομένου του AstroCheck_Analysi. Οίκοι με περισσότερους πλανήτες, περισσότερες σημαντικές συνδέσεις ή ισχυρότερη τεκμηριωμένη ενεργοποίηση μπορούν να αναπτύσσονται περισσότερο. Οι απλούστεροι Οίκοι πρέπει να παραμένουν συντομότεροι και ουσιαστικοί. Μην επιμηκύνεις έναν Οίκο τεχνητά και, κυρίως, μην δημιουργείς νέο ερμηνευτικό περιεχόμενο μόνο και μόνο για να αποκτήσει μεγαλύτερο μήκος. Κάθε Οίκος και κάθε τελική ενότητα χρειάζεται πάντως ουσιαστικό ερμηνευτικό κείμενο — τουλάχιστον μία πλήρη παράγραφο — και δεν συντομεύεται τόσο ώστε να χαθεί το νόημα της ελεγμένης πηγής.</w:t>
       </w:r>
     </w:p>
     <w:p>
@@ -582,7 +582,7 @@
           <w:sz w:val="21"/>
           <w:szCs w:val="21"/>
         </w:rPr>
-        <w:t xml:space="preserve">Η τελευταία πρόταση του εγγράφου να είναι ακριβώς αυτή, αυτούσια: «Αυτή η ανάλυση βασίζεται σε πλήρη μαθηματικό έλεγχο όλων των αστρολογικών όψεων του χάρτη σου· τα τεχνικά στοιχεία είναι διαθέσιμα αν θες να τα δεις.»</w:t>
+        <w:t xml:space="preserve">Μην προσθέσεις στο τέλος του εγγράφου καμία πρόταση για μαθηματικό έλεγχο, validator, επαλήθευση δεδομένων ή διαθεσιμότητα τεχνικών στοιχείων. Το έγγραφο κλείνει με το δικό του ερμηνευτικό περιεχόμενο.</w:t>
       </w:r>
     </w:p>
     <w:p>
@@ -606,6 +606,29 @@
           <w:szCs w:val="21"/>
         </w:rPr>
         <w:t xml:space="preserve">Το τελικό έντυπο προορίζεται για τον πελάτη και δεν περιέχει τεχνικά αστρολογικά δεδομένα. Απαγορεύεται να εμφανίζονται μοίρες ή λεπτά τόξου (π.χ. «23°21′», «οι 26°»), orb, κατηγορίες βαρύτητας («Στενή/ισχυρή», «Πλατιά αλλά έγκυρη», «Πολύ πλατιά/δευτερεύουσα»), Παράρτημα ή πίνακας όψεων, ενδείξεις πηγής («Πίνακας Astrodienst», «Μαθηματική παραγωγή…»), πλαίσια σύνοψης με τεχνικά στοιχεία ή ενότητες τεχνικού ελέγχου. Όπου η πηγή χρησιμοποιεί μοίρα (π.χ. Θεωρία των Μοιρών ή απόσταση από ακμή), διατήρησε μόνο το ερμηνευτικό νόημα, χωρίς τον αριθμό. Τα τεχνικά στοιχεία μένουν αποκλειστικά στο ελεγμένο τεχνικό Word.</w:t>
+      </w:r>
+    </w:p>
+    <w:p>
+      <w:pPr>
+        <w:spacing w:after="130" w:line="290"/>
+        <w:ind w:left="300" w:hanging="300"/>
+        <w:jc w:val="both"/>
+      </w:pPr>
+      <w:r>
+        <w:rPr>
+          <w:b/>
+          <w:bCs/>
+          <w:sz w:val="21"/>
+          <w:szCs w:val="21"/>
+        </w:rPr>
+        <w:t xml:space="preserve">21. </w:t>
+      </w:r>
+      <w:r>
+        <w:rPr>
+          <w:sz w:val="21"/>
+          <w:szCs w:val="21"/>
+        </w:rPr>
+        <w:t xml:space="preserve">Αν η τεχνική ανάλυση αναφέρει εγκλωβισμένο ζώδιο σε κάποιον Οίκο (ζώδιο που βρίσκεται ολόκληρο μέσα στον Οίκο χωρίς να πέφτει σε ακμή), διατήρησε υποχρεωτικά το ερμηνευτικό του νόημα στο αντίστοιχο κεφάλαιο, με απλή, βιωματική γλώσσα — π.χ. ως μια πιο εσωτερική ή λιγότερο ορατή ποιότητα αυτού του τομέα της ζωής. Μη χρησιμοποιήσεις τον όρο «εγκλωβισμένο», μοίρες ή άλλα τεχνικά στοιχεία, και μην παρουσιάσεις τον κυβερνήτη του εγκλωβισμένου ζωδίου ως κυβερνήτη του Οίκου.</w:t>
       </w:r>
     </w:p>
     <w:p>
